--- a/lessons/1-3-catchup/homework.docx
+++ b/lessons/1-3-catchup/homework.docx
@@ -115,7 +115,7 @@
           <wp:inline distT="0" distB="0" distL="0" distR="0">
             <wp:extent cx="1047750" cy="790575"/>
             <wp:effectExtent t="0" r="0" b="0" l="0"/>
-            <wp:docPr id="1" name="" descr="" title=""/>
+            <wp:docPr id="1" name="doer of math" descr="Picture illustrating the vocabulary word &quot;doer of math&quot;" title="doer of math"/>
             <wp:cNvGraphicFramePr>
               <a:graphicFrameLocks xmlns:a="http://schemas.openxmlformats.org/drawingml/2006/main" noChangeAspect="1"/>
             </wp:cNvGraphicFramePr>
@@ -178,7 +178,7 @@
           <wp:inline distT="0" distB="0" distL="0" distR="0">
             <wp:extent cx="1047750" cy="790575"/>
             <wp:effectExtent t="0" r="0" b="0" l="0"/>
-            <wp:docPr id="1" name="" descr="" title=""/>
+            <wp:docPr id="1" name="math story" descr="Picture illustrating the vocabulary word &quot;math story&quot;" title="math story"/>
             <wp:cNvGraphicFramePr>
               <a:graphicFrameLocks xmlns:a="http://schemas.openxmlformats.org/drawingml/2006/main" noChangeAspect="1"/>
             </wp:cNvGraphicFramePr>
@@ -241,7 +241,7 @@
           <wp:inline distT="0" distB="0" distL="0" distR="0">
             <wp:extent cx="1047750" cy="790575"/>
             <wp:effectExtent t="0" r="0" b="0" l="0"/>
-            <wp:docPr id="1" name="" descr="" title=""/>
+            <wp:docPr id="1" name="strength" descr="Picture illustrating the vocabulary word &quot;strength&quot;" title="strength"/>
             <wp:cNvGraphicFramePr>
               <a:graphicFrameLocks xmlns:a="http://schemas.openxmlformats.org/drawingml/2006/main" noChangeAspect="1"/>
             </wp:cNvGraphicFramePr>
@@ -304,7 +304,7 @@
           <wp:inline distT="0" distB="0" distL="0" distR="0">
             <wp:extent cx="1047750" cy="790575"/>
             <wp:effectExtent t="0" r="0" b="0" l="0"/>
-            <wp:docPr id="1" name="" descr="" title=""/>
+            <wp:docPr id="1" name="decompose" descr="Picture illustrating the vocabulary word &quot;decompose&quot;" title="decompose"/>
             <wp:cNvGraphicFramePr>
               <a:graphicFrameLocks xmlns:a="http://schemas.openxmlformats.org/drawingml/2006/main" noChangeAspect="1"/>
             </wp:cNvGraphicFramePr>
@@ -367,7 +367,7 @@
           <wp:inline distT="0" distB="0" distL="0" distR="0">
             <wp:extent cx="1047750" cy="790575"/>
             <wp:effectExtent t="0" r="0" b="0" l="0"/>
-            <wp:docPr id="1" name="" descr="" title=""/>
+            <wp:docPr id="1" name="estimate" descr="Picture illustrating the vocabulary word &quot;estimate&quot;" title="estimate"/>
             <wp:cNvGraphicFramePr>
               <a:graphicFrameLocks xmlns:a="http://schemas.openxmlformats.org/drawingml/2006/main" noChangeAspect="1"/>
             </wp:cNvGraphicFramePr>
@@ -430,7 +430,7 @@
           <wp:inline distT="0" distB="0" distL="0" distR="0">
             <wp:extent cx="1047750" cy="790575"/>
             <wp:effectExtent t="0" r="0" b="0" l="0"/>
-            <wp:docPr id="1" name="" descr="" title=""/>
+            <wp:docPr id="1" name="quantity" descr="Picture illustrating the vocabulary word &quot;quantity&quot;" title="quantity"/>
             <wp:cNvGraphicFramePr>
               <a:graphicFrameLocks xmlns:a="http://schemas.openxmlformats.org/drawingml/2006/main" noChangeAspect="1"/>
             </wp:cNvGraphicFramePr>
@@ -493,7 +493,7 @@
           <wp:inline distT="0" distB="0" distL="0" distR="0">
             <wp:extent cx="1047750" cy="790575"/>
             <wp:effectExtent t="0" r="0" b="0" l="0"/>
-            <wp:docPr id="1" name="" descr="" title=""/>
+            <wp:docPr id="1" name="relationship" descr="Picture illustrating the vocabulary word &quot;relationship&quot;" title="relationship"/>
             <wp:cNvGraphicFramePr>
               <a:graphicFrameLocks xmlns:a="http://schemas.openxmlformats.org/drawingml/2006/main" noChangeAspect="1"/>
             </wp:cNvGraphicFramePr>
@@ -556,7 +556,7 @@
           <wp:inline distT="0" distB="0" distL="0" distR="0">
             <wp:extent cx="1047750" cy="790575"/>
             <wp:effectExtent t="0" r="0" b="0" l="0"/>
-            <wp:docPr id="1" name="" descr="" title=""/>
+            <wp:docPr id="1" name="strategy" descr="Picture illustrating the vocabulary word &quot;strategy&quot;" title="strategy"/>
             <wp:cNvGraphicFramePr>
               <a:graphicFrameLocks xmlns:a="http://schemas.openxmlformats.org/drawingml/2006/main" noChangeAspect="1"/>
             </wp:cNvGraphicFramePr>
@@ -619,7 +619,7 @@
           <wp:inline distT="0" distB="0" distL="0" distR="0">
             <wp:extent cx="1047750" cy="790575"/>
             <wp:effectExtent t="0" r="0" b="0" l="0"/>
-            <wp:docPr id="1" name="" descr="" title=""/>
+            <wp:docPr id="1" name="representation" descr="Picture illustrating the vocabulary word &quot;representation&quot;" title="representation"/>
             <wp:cNvGraphicFramePr>
               <a:graphicFrameLocks xmlns:a="http://schemas.openxmlformats.org/drawingml/2006/main" noChangeAspect="1"/>
             </wp:cNvGraphicFramePr>
@@ -682,7 +682,7 @@
           <wp:inline distT="0" distB="0" distL="0" distR="0">
             <wp:extent cx="1047750" cy="790575"/>
             <wp:effectExtent t="0" r="0" b="0" l="0"/>
-            <wp:docPr id="1" name="" descr="" title=""/>
+            <wp:docPr id="1" name="tape diagram" descr="Picture illustrating the vocabulary word &quot;tape diagram&quot;" title="tape diagram"/>
             <wp:cNvGraphicFramePr>
               <a:graphicFrameLocks xmlns:a="http://schemas.openxmlformats.org/drawingml/2006/main" noChangeAspect="1"/>
             </wp:cNvGraphicFramePr>
@@ -776,7 +776,7 @@
         <w:spacing w:after="40" w:before="0"/>
       </w:pPr>
       <w:r>
-        <w:t xml:space="preserve">     A. About 80</w:t>
+        <w:t xml:space="preserve">     A. About 5</w:t>
       </w:r>
     </w:p>
     <w:p>
@@ -792,7 +792,7 @@
         <w:spacing w:after="40" w:before="0"/>
       </w:pPr>
       <w:r>
-        <w:t xml:space="preserve">     C. About 5</w:t>
+        <w:t xml:space="preserve">     C. About 80</w:t>
       </w:r>
     </w:p>
     <w:p>
@@ -831,31 +831,31 @@
         <w:spacing w:after="40" w:before="0"/>
       </w:pPr>
       <w:r>
-        <w:t xml:space="preserve">     A. 70 + 8.5</w:t>
-      </w:r>
-    </w:p>
-    <w:p>
-      <w:pPr>
-        <w:spacing w:after="40" w:before="0"/>
-      </w:pPr>
-      <w:r>
-        <w:t xml:space="preserve">     B. 70 + 8.05</w:t>
-      </w:r>
-    </w:p>
-    <w:p>
-      <w:pPr>
-        <w:spacing w:after="40" w:before="0"/>
-      </w:pPr>
-      <w:r>
-        <w:t xml:space="preserve">     C. 78 + 5</w:t>
-      </w:r>
-    </w:p>
-    <w:p>
-      <w:pPr>
-        <w:spacing w:after="40" w:before="0"/>
-      </w:pPr>
-      <w:r>
-        <w:t xml:space="preserve">     D. 7 + 8.5</w:t>
+        <w:t xml:space="preserve">     A. 7 + 8.5</w:t>
+      </w:r>
+    </w:p>
+    <w:p>
+      <w:pPr>
+        <w:spacing w:after="40" w:before="0"/>
+      </w:pPr>
+      <w:r>
+        <w:t xml:space="preserve">     B. 70 + 8.5</w:t>
+      </w:r>
+    </w:p>
+    <w:p>
+      <w:pPr>
+        <w:spacing w:after="40" w:before="0"/>
+      </w:pPr>
+      <w:r>
+        <w:t xml:space="preserve">     C. 70 + 8.05</w:t>
+      </w:r>
+    </w:p>
+    <w:p>
+      <w:pPr>
+        <w:spacing w:after="40" w:before="0"/>
+      </w:pPr>
+      <w:r>
+        <w:t xml:space="preserve">     D. 78 + 5</w:t>
       </w:r>
     </w:p>
     <w:p>
@@ -886,31 +886,31 @@
         <w:spacing w:after="40" w:before="0"/>
       </w:pPr>
       <w:r>
-        <w:t xml:space="preserve">     A. 39.25 × 2</w:t>
-      </w:r>
-    </w:p>
-    <w:p>
-      <w:pPr>
-        <w:spacing w:after="40" w:before="0"/>
-      </w:pPr>
-      <w:r>
-        <w:t xml:space="preserve">     B. 39.25 × 3</w:t>
-      </w:r>
-    </w:p>
-    <w:p>
-      <w:pPr>
-        <w:spacing w:after="40" w:before="0"/>
-      </w:pPr>
-      <w:r>
-        <w:t xml:space="preserve">     C. 78.5 × 2</w:t>
-      </w:r>
-    </w:p>
-    <w:p>
-      <w:pPr>
-        <w:spacing w:after="40" w:before="0"/>
-      </w:pPr>
-      <w:r>
-        <w:t xml:space="preserve">     D. 39 × 2</w:t>
+        <w:t xml:space="preserve">     A. 39 × 2</w:t>
+      </w:r>
+    </w:p>
+    <w:p>
+      <w:pPr>
+        <w:spacing w:after="40" w:before="0"/>
+      </w:pPr>
+      <w:r>
+        <w:t xml:space="preserve">     B. 39.25 × 2</w:t>
+      </w:r>
+    </w:p>
+    <w:p>
+      <w:pPr>
+        <w:spacing w:after="40" w:before="0"/>
+      </w:pPr>
+      <w:r>
+        <w:t xml:space="preserve">     C. 39.25 × 3</w:t>
+      </w:r>
+    </w:p>
+    <w:p>
+      <w:pPr>
+        <w:spacing w:after="40" w:before="0"/>
+      </w:pPr>
+      <w:r>
+        <w:t xml:space="preserve">     D. 78.5 × 2</w:t>
       </w:r>
     </w:p>
     <w:p>
@@ -941,7 +941,7 @@
         <w:spacing w:after="40" w:before="0"/>
       </w:pPr>
       <w:r>
-        <w:t xml:space="preserve">     A. About 468</w:t>
+        <w:t xml:space="preserve">     A. About 13</w:t>
       </w:r>
     </w:p>
     <w:p>
@@ -957,7 +957,7 @@
         <w:spacing w:after="40" w:before="0"/>
       </w:pPr>
       <w:r>
-        <w:t xml:space="preserve">     C. About 13</w:t>
+        <w:t xml:space="preserve">     C. About 468</w:t>
       </w:r>
     </w:p>
     <w:p>
@@ -996,31 +996,31 @@
         <w:spacing w:after="40" w:before="0"/>
       </w:pPr>
       <w:r>
-        <w:t xml:space="preserve">     A. 486 meters</w:t>
-      </w:r>
-    </w:p>
-    <w:p>
-      <w:pPr>
-        <w:spacing w:after="40" w:before="0"/>
-      </w:pPr>
-      <w:r>
-        <w:t xml:space="preserve">     B. 54 meters</w:t>
-      </w:r>
-    </w:p>
-    <w:p>
-      <w:pPr>
-        <w:spacing w:after="40" w:before="0"/>
-      </w:pPr>
-      <w:r>
-        <w:t xml:space="preserve">     C. 4,860 meters</w:t>
-      </w:r>
-    </w:p>
-    <w:p>
-      <w:pPr>
-        <w:spacing w:after="40" w:before="0"/>
-      </w:pPr>
-      <w:r>
-        <w:t xml:space="preserve">     D. 594 meters</w:t>
+        <w:t xml:space="preserve">     A. 54 meters</w:t>
+      </w:r>
+    </w:p>
+    <w:p>
+      <w:pPr>
+        <w:spacing w:after="40" w:before="0"/>
+      </w:pPr>
+      <w:r>
+        <w:t xml:space="preserve">     B. 486 meters</w:t>
+      </w:r>
+    </w:p>
+    <w:p>
+      <w:pPr>
+        <w:spacing w:after="40" w:before="0"/>
+      </w:pPr>
+      <w:r>
+        <w:t xml:space="preserve">     C. 594 meters</w:t>
+      </w:r>
+    </w:p>
+    <w:p>
+      <w:pPr>
+        <w:spacing w:after="40" w:before="0"/>
+      </w:pPr>
+      <w:r>
+        <w:t xml:space="preserve">     D. 4,860 meters</w:t>
       </w:r>
     </w:p>
     <w:p>
@@ -1051,31 +1051,31 @@
         <w:spacing w:after="40" w:before="0"/>
       </w:pPr>
       <w:r>
-        <w:t xml:space="preserve">     A. 648 meters</w:t>
-      </w:r>
-    </w:p>
-    <w:p>
-      <w:pPr>
-        <w:spacing w:after="40" w:before="0"/>
-      </w:pPr>
-      <w:r>
-        <w:t xml:space="preserve">     B. 450 meters</w:t>
-      </w:r>
-    </w:p>
-    <w:p>
-      <w:pPr>
-        <w:spacing w:after="40" w:before="0"/>
-      </w:pPr>
-      <w:r>
-        <w:t xml:space="preserve">     C. 108 meters</w:t>
-      </w:r>
-    </w:p>
-    <w:p>
-      <w:pPr>
-        <w:spacing w:after="40" w:before="0"/>
-      </w:pPr>
-      <w:r>
-        <w:t xml:space="preserve">     D. 432 meters</w:t>
+        <w:t xml:space="preserve">     A. 108 meters</w:t>
+      </w:r>
+    </w:p>
+    <w:p>
+      <w:pPr>
+        <w:spacing w:after="40" w:before="0"/>
+      </w:pPr>
+      <w:r>
+        <w:t xml:space="preserve">     B. 432 meters</w:t>
+      </w:r>
+    </w:p>
+    <w:p>
+      <w:pPr>
+        <w:spacing w:after="40" w:before="0"/>
+      </w:pPr>
+      <w:r>
+        <w:t xml:space="preserve">     C. 450 meters</w:t>
+      </w:r>
+    </w:p>
+    <w:p>
+      <w:pPr>
+        <w:spacing w:after="40" w:before="0"/>
+      </w:pPr>
+      <w:r>
+        <w:t xml:space="preserve">     D. 648 meters</w:t>
       </w:r>
     </w:p>
     <w:p>
@@ -1106,31 +1106,31 @@
         <w:spacing w:after="40" w:before="0"/>
       </w:pPr>
       <w:r>
-        <w:t xml:space="preserve">     A. About 10.42 hours</w:t>
-      </w:r>
-    </w:p>
-    <w:p>
-      <w:pPr>
-        <w:spacing w:after="40" w:before="0"/>
-      </w:pPr>
-      <w:r>
-        <w:t xml:space="preserve">     B. About 6.25 hours</w:t>
-      </w:r>
-    </w:p>
-    <w:p>
-      <w:pPr>
-        <w:spacing w:after="40" w:before="0"/>
-      </w:pPr>
-      <w:r>
-        <w:t xml:space="preserve">     C. About 62.5 hours</w:t>
-      </w:r>
-    </w:p>
-    <w:p>
-      <w:pPr>
-        <w:spacing w:after="40" w:before="0"/>
-      </w:pPr>
-      <w:r>
-        <w:t xml:space="preserve">     D. About 12.5 hours</w:t>
+        <w:t xml:space="preserve">     A. About 6.25 hours</w:t>
+      </w:r>
+    </w:p>
+    <w:p>
+      <w:pPr>
+        <w:spacing w:after="40" w:before="0"/>
+      </w:pPr>
+      <w:r>
+        <w:t xml:space="preserve">     B. About 10.42 hours</w:t>
+      </w:r>
+    </w:p>
+    <w:p>
+      <w:pPr>
+        <w:spacing w:after="40" w:before="0"/>
+      </w:pPr>
+      <w:r>
+        <w:t xml:space="preserve">     C. About 12.5 hours</w:t>
+      </w:r>
+    </w:p>
+    <w:p>
+      <w:pPr>
+        <w:spacing w:after="40" w:before="0"/>
+      </w:pPr>
+      <w:r>
+        <w:t xml:space="preserve">     D. About 62.5 hours</w:t>
       </w:r>
     </w:p>
     <w:p>
@@ -1161,31 +1161,203 @@
         <w:spacing w:after="40" w:before="0"/>
       </w:pPr>
       <w:r>
-        <w:t xml:space="preserve">     A. 312.5 minutes</w:t>
-      </w:r>
-    </w:p>
-    <w:p>
-      <w:pPr>
-        <w:spacing w:after="40" w:before="0"/>
-      </w:pPr>
-      <w:r>
-        <w:t xml:space="preserve">     B. 31.25 minutes</w:t>
-      </w:r>
-    </w:p>
-    <w:p>
-      <w:pPr>
-        <w:spacing w:after="40" w:before="0"/>
-      </w:pPr>
-      <w:r>
-        <w:t xml:space="preserve">     C. 3,125 minutes</w:t>
-      </w:r>
-    </w:p>
-    <w:p>
-      <w:pPr>
-        <w:spacing w:after="40" w:before="0"/>
-      </w:pPr>
-      <w:r>
-        <w:t xml:space="preserve">     D. 300 minutes</w:t>
+        <w:t xml:space="preserve">     A. 31.25 minutes</w:t>
+      </w:r>
+    </w:p>
+    <w:p>
+      <w:pPr>
+        <w:spacing w:after="40" w:before="0"/>
+      </w:pPr>
+      <w:r>
+        <w:t xml:space="preserve">     B. 300 minutes</w:t>
+      </w:r>
+    </w:p>
+    <w:p>
+      <w:pPr>
+        <w:spacing w:after="40" w:before="0"/>
+      </w:pPr>
+      <w:r>
+        <w:t xml:space="preserve">     C. 312.5 minutes</w:t>
+      </w:r>
+    </w:p>
+    <w:p>
+      <w:pPr>
+        <w:spacing w:after="40" w:before="0"/>
+      </w:pPr>
+      <w:r>
+        <w:t xml:space="preserve">     D. 3,125 minutes</w:t>
+      </w:r>
+    </w:p>
+    <w:p>
+      <w:pPr>
+        <w:spacing w:after="60" w:before="120"/>
+      </w:pPr>
+      <w:r>
+        <w:rPr>
+          <w:color w:val="BBBBBB"/>
+        </w:rPr>
+        <w:t xml:space="preserve">______________________________________________________________________</w:t>
+      </w:r>
+    </w:p>
+    <w:p>
+      <w:pPr>
+        <w:spacing w:after="80" w:before="0"/>
+      </w:pPr>
+      <w:r>
+        <w:rPr>
+          <w:b/>
+          <w:bCs/>
+        </w:rPr>
+        <w:t xml:space="preserve">9. Fix our table's thinking</w:t>
+      </w:r>
+    </w:p>
+    <w:p>
+      <w:pPr>
+        <w:spacing w:after="40" w:before="0"/>
+      </w:pPr>
+      <w:r>
+        <w:t xml:space="preserve">   Step 1 (The problem): (Lesson 1.3) Apply — What Time Is It? The new year starts at midnight on January 1st. What time will it be 2,022 minutes after midnight?</w:t>
+      </w:r>
+    </w:p>
+    <w:p>
+      <w:pPr>
+        <w:spacing w:after="40" w:before="0"/>
+      </w:pPr>
+      <w:r>
+        <w:t xml:space="preserve">   Step 2 (A classmate at our table answered): 8:22 p.m. on January 1</w:t>
+      </w:r>
+    </w:p>
+    <w:p>
+      <w:pPr>
+        <w:spacing w:after="60" w:before="0"/>
+      </w:pPr>
+      <w:r>
+        <w:rPr>
+          <w:i/>
+          <w:iCs/>
+        </w:rPr>
+        <w:t xml:space="preserve">Which step has the mistake? Explain and fix it:</w:t>
+      </w:r>
+    </w:p>
+    <w:p>
+      <w:pPr>
+        <w:spacing w:after="60" w:before="120"/>
+      </w:pPr>
+      <w:r>
+        <w:rPr>
+          <w:color w:val="BBBBBB"/>
+        </w:rPr>
+        <w:t xml:space="preserve">______________________________________________________________________</w:t>
+      </w:r>
+    </w:p>
+    <w:p>
+      <w:pPr>
+        <w:spacing w:after="60" w:before="120"/>
+      </w:pPr>
+      <w:r>
+        <w:rPr>
+          <w:color w:val="BBBBBB"/>
+        </w:rPr>
+        <w:t xml:space="preserve">______________________________________________________________________</w:t>
+      </w:r>
+    </w:p>
+    <w:p>
+      <w:pPr>
+        <w:spacing w:after="60" w:before="120"/>
+      </w:pPr>
+      <w:r>
+        <w:rPr>
+          <w:color w:val="BBBBBB"/>
+        </w:rPr>
+        <w:t xml:space="preserve">______________________________________________________________________</w:t>
+      </w:r>
+    </w:p>
+    <w:p>
+      <w:pPr>
+        <w:spacing w:after="80" w:before="0"/>
+      </w:pPr>
+      <w:r>
+        <w:rPr>
+          <w:b/>
+          <w:bCs/>
+        </w:rPr>
+        <w:t xml:space="preserve">10. (Lesson 1.1) Sort each thought: does it help a doer of math, or keep a thinker stuck?</w:t>
+      </w:r>
+    </w:p>
+    <w:p>
+      <w:pPr>
+        <w:spacing w:after="80" w:before="0"/>
+      </w:pPr>
+      <w:r>
+        <w:rPr>
+          <w:i/>
+          <w:iCs/>
+        </w:rPr>
+        <w:t xml:space="preserve">Groups: Doer-of-math thinking   |   Stuck thinking</w:t>
+      </w:r>
+    </w:p>
+    <w:p>
+      <w:pPr>
+        <w:spacing w:after="40" w:before="0"/>
+      </w:pPr>
+      <w:r>
+        <w:t xml:space="preserve">   • I can't do this... yet.   → __________________</w:t>
+      </w:r>
+    </w:p>
+    <w:p>
+      <w:pPr>
+        <w:spacing w:after="40" w:before="0"/>
+      </w:pPr>
+      <w:r>
+        <w:t xml:space="preserve">   • Mistakes give my brain information.   → __________________</w:t>
+      </w:r>
+    </w:p>
+    <w:p>
+      <w:pPr>
+        <w:spacing w:after="40" w:before="0"/>
+      </w:pPr>
+      <w:r>
+        <w:t xml:space="preserve">   • Let me look for a different entry point.   → __________________</w:t>
+      </w:r>
+    </w:p>
+    <w:p>
+      <w:pPr>
+        <w:spacing w:after="40" w:before="0"/>
+      </w:pPr>
+      <w:r>
+        <w:t xml:space="preserve">   • An estimate first will help me check my answer.   → __________________</w:t>
+      </w:r>
+    </w:p>
+    <w:p>
+      <w:pPr>
+        <w:spacing w:after="40" w:before="0"/>
+      </w:pPr>
+      <w:r>
+        <w:t xml:space="preserve">   • I'm just not a math person.   → __________________</w:t>
+      </w:r>
+    </w:p>
+    <w:p>
+      <w:pPr>
+        <w:spacing w:after="40" w:before="0"/>
+      </w:pPr>
+      <w:r>
+        <w:t xml:space="preserve">   • If it's hard, I should quit.   → __________________</w:t>
+      </w:r>
+    </w:p>
+    <w:p>
+      <w:pPr>
+        <w:spacing w:after="40" w:before="0"/>
+      </w:pPr>
+      <w:r>
+        <w:t xml:space="preserve">   • There is only one right way to solve it.   → __________________</w:t>
+      </w:r>
+    </w:p>
+    <w:p>
+      <w:pPr>
+        <w:spacing w:after="40" w:before="0"/>
+      </w:pPr>
+      <w:r>
+        <w:t xml:space="preserve">   • Being fast is the same as being smart.   → __________________</w:t>
       </w:r>
     </w:p>
     <w:p>
@@ -1226,7 +1398,7 @@
           <w:b/>
           <w:bCs/>
         </w:rPr>
-        <w:t xml:space="preserve">1. A. About 80</w:t>
+        <w:t xml:space="preserve">1. C. About 80</w:t>
       </w:r>
     </w:p>
     <w:p>
@@ -1258,7 +1430,7 @@
           <w:b/>
           <w:bCs/>
         </w:rPr>
-        <w:t xml:space="preserve">2. A. 70 + 8.5</w:t>
+        <w:t xml:space="preserve">2. B. 70 + 8.5</w:t>
       </w:r>
     </w:p>
     <w:p>
@@ -1290,7 +1462,7 @@
           <w:b/>
           <w:bCs/>
         </w:rPr>
-        <w:t xml:space="preserve">3. A. 39.25 × 2</w:t>
+        <w:t xml:space="preserve">3. B. 39.25 × 2</w:t>
       </w:r>
     </w:p>
     <w:p>
@@ -1322,7 +1494,7 @@
           <w:b/>
           <w:bCs/>
         </w:rPr>
-        <w:t xml:space="preserve">4. A. About 468</w:t>
+        <w:t xml:space="preserve">4. C. About 468</w:t>
       </w:r>
     </w:p>
     <w:p>
@@ -1354,7 +1526,7 @@
           <w:b/>
           <w:bCs/>
         </w:rPr>
-        <w:t xml:space="preserve">5. A. 486 meters</w:t>
+        <w:t xml:space="preserve">5. B. 486 meters</w:t>
       </w:r>
     </w:p>
     <w:p>
@@ -1386,7 +1558,7 @@
           <w:b/>
           <w:bCs/>
         </w:rPr>
-        <w:t xml:space="preserve">6. A. 648 meters</w:t>
+        <w:t xml:space="preserve">6. D. 648 meters</w:t>
       </w:r>
     </w:p>
     <w:p>
@@ -1394,7 +1566,7 @@
         <w:spacing w:after="20" w:before="0"/>
       </w:pPr>
       <w:r>
-        <w:t xml:space="preserve">     6/5 × 540: one fifth of 540 is 108, and 6 fifths is 6 × 108 = 648 meters — taller than 540, because 6/5 is greater than 1.</w:t>
+        <w:t xml:space="preserve">     You need 6/5 of 540. One fifth of 540 is 108. Six fifths is 6 × 108 = 648 meters. That is taller than 540, because 6/5 is greater than 1.</w:t>
       </w:r>
     </w:p>
     <w:p>
@@ -1418,7 +1590,7 @@
           <w:b/>
           <w:bCs/>
         </w:rPr>
-        <w:t xml:space="preserve">7. A. About 10.42 hours</w:t>
+        <w:t xml:space="preserve">7. B. About 10.42 hours</w:t>
       </w:r>
     </w:p>
     <w:p>
@@ -1450,7 +1622,7 @@
           <w:b/>
           <w:bCs/>
         </w:rPr>
-        <w:t xml:space="preserve">8. A. 312.5 minutes</w:t>
+        <w:t xml:space="preserve">8. C. 312.5 minutes</w:t>
       </w:r>
     </w:p>
     <w:p>
@@ -1471,6 +1643,118 @@
           <w:iCs/>
         </w:rPr>
         <w:t xml:space="preserve">     Watch for: Converting minutes to hours by moving the decimal point — 625 minutes is NOT 6.25 hours. An hour is 60 minutes, so divide by 60: 625 ÷ 60 ≈ 10.42 hours.</w:t>
+      </w:r>
+    </w:p>
+    <w:p>
+      <w:pPr>
+        <w:spacing w:after="40" w:before="0"/>
+      </w:pPr>
+      <w:r>
+        <w:rPr>
+          <w:b/>
+          <w:bCs/>
+        </w:rPr>
+        <w:t xml:space="preserve">9. Fix our table's thinking</w:t>
+      </w:r>
+    </w:p>
+    <w:p>
+      <w:pPr>
+        <w:spacing w:after="20" w:before="0"/>
+      </w:pPr>
+      <w:r>
+        <w:t xml:space="preserve">     The mistake is in Step 2.</w:t>
+      </w:r>
+    </w:p>
+    <w:p>
+      <w:pPr>
+        <w:spacing w:after="20" w:before="0"/>
+      </w:pPr>
+      <w:r>
+        <w:t xml:space="preserve">     Correct work: The correct answer is 9:42 a.m. on January 2. 2,022 ÷ 60 = 33 remainder 42, so 2,022 minutes is 33 hours 42 minutes. That is 24 hours (one full day) plus 9 hours 42 minutes — 9:42 a.m. on January 2.</w:t>
+      </w:r>
+    </w:p>
+    <w:p>
+      <w:pPr>
+        <w:spacing w:after="40" w:before="0"/>
+      </w:pPr>
+      <w:r>
+        <w:rPr>
+          <w:b/>
+          <w:bCs/>
+        </w:rPr>
+        <w:t xml:space="preserve">10. Correct groups:</w:t>
+      </w:r>
+    </w:p>
+    <w:p>
+      <w:pPr>
+        <w:spacing w:after="20" w:before="0"/>
+      </w:pPr>
+      <w:r>
+        <w:t xml:space="preserve">     I can't do this... yet. → Doer-of-math thinking</w:t>
+      </w:r>
+    </w:p>
+    <w:p>
+      <w:pPr>
+        <w:spacing w:after="20" w:before="0"/>
+      </w:pPr>
+      <w:r>
+        <w:t xml:space="preserve">     Mistakes give my brain information. → Doer-of-math thinking</w:t>
+      </w:r>
+    </w:p>
+    <w:p>
+      <w:pPr>
+        <w:spacing w:after="20" w:before="0"/>
+      </w:pPr>
+      <w:r>
+        <w:t xml:space="preserve">     Let me look for a different entry point. → Doer-of-math thinking</w:t>
+      </w:r>
+    </w:p>
+    <w:p>
+      <w:pPr>
+        <w:spacing w:after="20" w:before="0"/>
+      </w:pPr>
+      <w:r>
+        <w:t xml:space="preserve">     An estimate first will help me check my answer. → Doer-of-math thinking</w:t>
+      </w:r>
+    </w:p>
+    <w:p>
+      <w:pPr>
+        <w:spacing w:after="20" w:before="0"/>
+      </w:pPr>
+      <w:r>
+        <w:t xml:space="preserve">     I'm just not a math person. → Stuck thinking</w:t>
+      </w:r>
+    </w:p>
+    <w:p>
+      <w:pPr>
+        <w:spacing w:after="20" w:before="0"/>
+      </w:pPr>
+      <w:r>
+        <w:t xml:space="preserve">     If it's hard, I should quit. → Stuck thinking</w:t>
+      </w:r>
+    </w:p>
+    <w:p>
+      <w:pPr>
+        <w:spacing w:after="20" w:before="0"/>
+      </w:pPr>
+      <w:r>
+        <w:t xml:space="preserve">     There is only one right way to solve it. → Stuck thinking</w:t>
+      </w:r>
+    </w:p>
+    <w:p>
+      <w:pPr>
+        <w:spacing w:after="20" w:before="0"/>
+      </w:pPr>
+      <w:r>
+        <w:t xml:space="preserve">     Being fast is the same as being smart. → Stuck thinking</w:t>
+      </w:r>
+    </w:p>
+    <w:p>
+      <w:pPr>
+        <w:spacing w:after="40" w:before="0"/>
+      </w:pPr>
+      <w:r>
+        <w:t xml:space="preserve"/>
       </w:r>
     </w:p>
     <w:sectPr>
@@ -1659,7 +1943,14 @@
 <file path=word/styles.xml><?xml version="1.0" encoding="utf-8"?>
 <w:styles xmlns:mc="http://schemas.openxmlformats.org/markup-compatibility/2006" xmlns:r="http://schemas.openxmlformats.org/officeDocument/2006/relationships" xmlns:w="http://schemas.openxmlformats.org/wordprocessingml/2006/main" xmlns:w14="http://schemas.microsoft.com/office/word/2010/wordml" xmlns:w15="http://schemas.microsoft.com/office/word/2012/wordml" mc:Ignorable="w14 w15">
   <w:docDefaults>
-    <w:rPrDefault/>
+    <w:rPrDefault>
+      <w:rPr>
+        <w:rFonts w:ascii="Arial" w:cs="Arial" w:eastAsia="Arial" w:hAnsi="Arial"/>
+        <w:sz w:val="22"/>
+        <w:szCs w:val="22"/>
+        <w:lang w:val="en-US"/>
+      </w:rPr>
+    </w:rPrDefault>
     <w:pPrDefault/>
   </w:docDefaults>
   <w:style w:type="paragraph" w:styleId="Title">
@@ -1677,10 +1968,16 @@
     <w:basedOn w:val="Normal"/>
     <w:next w:val="Normal"/>
     <w:qFormat/>
+    <w:pPr>
+      <w:keepNext/>
+    </w:pPr>
     <w:rPr>
-      <w:color w:val="2E74B5"/>
-      <w:sz w:val="32"/>
-      <w:szCs w:val="32"/>
+      <w:rFonts w:ascii="Arial" w:cs="Arial" w:eastAsia="Arial" w:hAnsi="Arial"/>
+      <w:b/>
+      <w:bCs/>
+      <w:color w:val="183E56"/>
+      <w:sz w:val="34"/>
+      <w:szCs w:val="34"/>
     </w:rPr>
   </w:style>
   <w:style w:type="paragraph" w:styleId="Heading2">
@@ -1688,8 +1985,14 @@
     <w:basedOn w:val="Normal"/>
     <w:next w:val="Normal"/>
     <w:qFormat/>
+    <w:pPr>
+      <w:keepNext/>
+    </w:pPr>
     <w:rPr>
-      <w:color w:val="2E74B5"/>
+      <w:rFonts w:ascii="Arial" w:cs="Arial" w:eastAsia="Arial" w:hAnsi="Arial"/>
+      <w:b/>
+      <w:bCs/>
+      <w:color w:val="176B70"/>
       <w:sz w:val="26"/>
       <w:szCs w:val="26"/>
     </w:rPr>

--- a/lessons/1-3-catchup/homework.docx
+++ b/lessons/1-3-catchup/homework.docx
@@ -1369,392 +1369,6 @@
           <w:color w:val="BBBBBB"/>
         </w:rPr>
         <w:t xml:space="preserve">______________________________________________________________________</w:t>
-      </w:r>
-    </w:p>
-    <w:p>
-      <w:r>
-        <w:br w:type="page"/>
-      </w:r>
-    </w:p>
-    <w:p>
-      <w:pPr>
-        <w:pStyle w:val="Heading1"/>
-        <w:spacing w:after="120"/>
-      </w:pPr>
-      <w:r>
-        <w:rPr>
-          <w:b/>
-          <w:bCs/>
-        </w:rPr>
-        <w:t xml:space="preserve">Answer Key (Teacher)</w:t>
-      </w:r>
-    </w:p>
-    <w:p>
-      <w:pPr>
-        <w:spacing w:after="40" w:before="0"/>
-      </w:pPr>
-      <w:r>
-        <w:rPr>
-          <w:b/>
-          <w:bCs/>
-        </w:rPr>
-        <w:t xml:space="preserve">1. C. About 80</w:t>
-      </w:r>
-    </w:p>
-    <w:p>
-      <w:pPr>
-        <w:spacing w:after="20" w:before="0"/>
-      </w:pPr>
-      <w:r>
-        <w:t xml:space="preserve">     20 cars with about 4 riders each is 20 × 4, which is about 80 people.</w:t>
-      </w:r>
-    </w:p>
-    <w:p>
-      <w:pPr>
-        <w:spacing w:after="80" w:before="0"/>
-      </w:pPr>
-      <w:r>
-        <w:rPr>
-          <w:i/>
-          <w:iCs/>
-        </w:rPr>
-        <w:t xml:space="preserve">     Watch for: Converting minutes to hours by moving the decimal point — 625 minutes is NOT 6.25 hours. An hour is 60 minutes, so divide by 60: 625 ÷ 60 ≈ 10.42 hours.</w:t>
-      </w:r>
-    </w:p>
-    <w:p>
-      <w:pPr>
-        <w:spacing w:after="40" w:before="0"/>
-      </w:pPr>
-      <w:r>
-        <w:rPr>
-          <w:b/>
-          <w:bCs/>
-        </w:rPr>
-        <w:t xml:space="preserve">2. B. 70 + 8.5</w:t>
-      </w:r>
-    </w:p>
-    <w:p>
-      <w:pPr>
-        <w:spacing w:after="20" w:before="0"/>
-      </w:pPr>
-      <w:r>
-        <w:t xml:space="preserve">     70 + 8.5 = 78.5. Decomposing means the parts must add back to the original number.</w:t>
-      </w:r>
-    </w:p>
-    <w:p>
-      <w:pPr>
-        <w:spacing w:after="80" w:before="0"/>
-      </w:pPr>
-      <w:r>
-        <w:rPr>
-          <w:i/>
-          <w:iCs/>
-        </w:rPr>
-        <w:t xml:space="preserve">     Watch for: Converting minutes to hours by moving the decimal point — 625 minutes is NOT 6.25 hours. An hour is 60 minutes, so divide by 60: 625 ÷ 60 ≈ 10.42 hours.</w:t>
-      </w:r>
-    </w:p>
-    <w:p>
-      <w:pPr>
-        <w:spacing w:after="40" w:before="0"/>
-      </w:pPr>
-      <w:r>
-        <w:rPr>
-          <w:b/>
-          <w:bCs/>
-        </w:rPr>
-        <w:t xml:space="preserve">3. B. 39.25 × 2</w:t>
-      </w:r>
-    </w:p>
-    <w:p>
-      <w:pPr>
-        <w:spacing w:after="20" w:before="0"/>
-      </w:pPr>
-      <w:r>
-        <w:t xml:space="preserve">     39.25 × 2 = 78.5, so halving and doubling is another way to break the number apart.</w:t>
-      </w:r>
-    </w:p>
-    <w:p>
-      <w:pPr>
-        <w:spacing w:after="80" w:before="0"/>
-      </w:pPr>
-      <w:r>
-        <w:rPr>
-          <w:i/>
-          <w:iCs/>
-        </w:rPr>
-        <w:t xml:space="preserve">     Watch for: Converting minutes to hours by moving the decimal point — 625 minutes is NOT 6.25 hours. An hour is 60 minutes, so divide by 60: 625 ÷ 60 ≈ 10.42 hours.</w:t>
-      </w:r>
-    </w:p>
-    <w:p>
-      <w:pPr>
-        <w:spacing w:after="40" w:before="0"/>
-      </w:pPr>
-      <w:r>
-        <w:rPr>
-          <w:b/>
-          <w:bCs/>
-        </w:rPr>
-        <w:t xml:space="preserve">4. C. About 468</w:t>
-      </w:r>
-    </w:p>
-    <w:p>
-      <w:pPr>
-        <w:spacing w:after="20" w:before="0"/>
-      </w:pPr>
-      <w:r>
-        <w:t xml:space="preserve">     78 riders on each of 6 turns is 78 × 6 = 468 riders in an hour.</w:t>
-      </w:r>
-    </w:p>
-    <w:p>
-      <w:pPr>
-        <w:spacing w:after="80" w:before="0"/>
-      </w:pPr>
-      <w:r>
-        <w:rPr>
-          <w:i/>
-          <w:iCs/>
-        </w:rPr>
-        <w:t xml:space="preserve">     Watch for: Converting minutes to hours by moving the decimal point — 625 minutes is NOT 6.25 hours. An hour is 60 minutes, so divide by 60: 625 ÷ 60 ≈ 10.42 hours.</w:t>
-      </w:r>
-    </w:p>
-    <w:p>
-      <w:pPr>
-        <w:spacing w:after="40" w:before="0"/>
-      </w:pPr>
-      <w:r>
-        <w:rPr>
-          <w:b/>
-          <w:bCs/>
-        </w:rPr>
-        <w:t xml:space="preserve">5. B. 486 meters</w:t>
-      </w:r>
-    </w:p>
-    <w:p>
-      <w:pPr>
-        <w:spacing w:after="20" w:before="0"/>
-      </w:pPr>
-      <w:r>
-        <w:t xml:space="preserve">     9/10 × 540: one tenth of 540 is 54, and 9 tenths is 9 × 54 = 486 meters.</w:t>
-      </w:r>
-    </w:p>
-    <w:p>
-      <w:pPr>
-        <w:spacing w:after="80" w:before="0"/>
-      </w:pPr>
-      <w:r>
-        <w:rPr>
-          <w:i/>
-          <w:iCs/>
-        </w:rPr>
-        <w:t xml:space="preserve">     Watch for: Converting minutes to hours by moving the decimal point — 625 minutes is NOT 6.25 hours. An hour is 60 minutes, so divide by 60: 625 ÷ 60 ≈ 10.42 hours.</w:t>
-      </w:r>
-    </w:p>
-    <w:p>
-      <w:pPr>
-        <w:spacing w:after="40" w:before="0"/>
-      </w:pPr>
-      <w:r>
-        <w:rPr>
-          <w:b/>
-          <w:bCs/>
-        </w:rPr>
-        <w:t xml:space="preserve">6. D. 648 meters</w:t>
-      </w:r>
-    </w:p>
-    <w:p>
-      <w:pPr>
-        <w:spacing w:after="20" w:before="0"/>
-      </w:pPr>
-      <w:r>
-        <w:t xml:space="preserve">     You need 6/5 of 540. One fifth of 540 is 108. Six fifths is 6 × 108 = 648 meters. That is taller than 540, because 6/5 is greater than 1.</w:t>
-      </w:r>
-    </w:p>
-    <w:p>
-      <w:pPr>
-        <w:spacing w:after="80" w:before="0"/>
-      </w:pPr>
-      <w:r>
-        <w:rPr>
-          <w:i/>
-          <w:iCs/>
-        </w:rPr>
-        <w:t xml:space="preserve">     Watch for: Converting minutes to hours by moving the decimal point — 625 minutes is NOT 6.25 hours. An hour is 60 minutes, so divide by 60: 625 ÷ 60 ≈ 10.42 hours.</w:t>
-      </w:r>
-    </w:p>
-    <w:p>
-      <w:pPr>
-        <w:spacing w:after="40" w:before="0"/>
-      </w:pPr>
-      <w:r>
-        <w:rPr>
-          <w:b/>
-          <w:bCs/>
-        </w:rPr>
-        <w:t xml:space="preserve">7. B. About 10.42 hours</w:t>
-      </w:r>
-    </w:p>
-    <w:p>
-      <w:pPr>
-        <w:spacing w:after="20" w:before="0"/>
-      </w:pPr>
-      <w:r>
-        <w:t xml:space="preserve">     625 ÷ 60 ≈ 10.42, so it would take about 10.42 hours to transport 4,000 passengers.</w:t>
-      </w:r>
-    </w:p>
-    <w:p>
-      <w:pPr>
-        <w:spacing w:after="80" w:before="0"/>
-      </w:pPr>
-      <w:r>
-        <w:rPr>
-          <w:i/>
-          <w:iCs/>
-        </w:rPr>
-        <w:t xml:space="preserve">     Watch for: Converting minutes to hours by moving the decimal point — 625 minutes is NOT 6.25 hours. An hour is 60 minutes, so divide by 60: 625 ÷ 60 ≈ 10.42 hours.</w:t>
-      </w:r>
-    </w:p>
-    <w:p>
-      <w:pPr>
-        <w:spacing w:after="40" w:before="0"/>
-      </w:pPr>
-      <w:r>
-        <w:rPr>
-          <w:b/>
-          <w:bCs/>
-        </w:rPr>
-        <w:t xml:space="preserve">8. C. 312.5 minutes</w:t>
-      </w:r>
-    </w:p>
-    <w:p>
-      <w:pPr>
-        <w:spacing w:after="20" w:before="0"/>
-      </w:pPr>
-      <w:r>
-        <w:t xml:space="preserve">     2,000 ÷ 80 = 25 rides, and 25 × 12.5 = 312.5 minutes — half the passengers, half the 625 minutes.</w:t>
-      </w:r>
-    </w:p>
-    <w:p>
-      <w:pPr>
-        <w:spacing w:after="80" w:before="0"/>
-      </w:pPr>
-      <w:r>
-        <w:rPr>
-          <w:i/>
-          <w:iCs/>
-        </w:rPr>
-        <w:t xml:space="preserve">     Watch for: Converting minutes to hours by moving the decimal point — 625 minutes is NOT 6.25 hours. An hour is 60 minutes, so divide by 60: 625 ÷ 60 ≈ 10.42 hours.</w:t>
-      </w:r>
-    </w:p>
-    <w:p>
-      <w:pPr>
-        <w:spacing w:after="40" w:before="0"/>
-      </w:pPr>
-      <w:r>
-        <w:rPr>
-          <w:b/>
-          <w:bCs/>
-        </w:rPr>
-        <w:t xml:space="preserve">9. Fix our table's thinking</w:t>
-      </w:r>
-    </w:p>
-    <w:p>
-      <w:pPr>
-        <w:spacing w:after="20" w:before="0"/>
-      </w:pPr>
-      <w:r>
-        <w:t xml:space="preserve">     The mistake is in Step 2.</w:t>
-      </w:r>
-    </w:p>
-    <w:p>
-      <w:pPr>
-        <w:spacing w:after="20" w:before="0"/>
-      </w:pPr>
-      <w:r>
-        <w:t xml:space="preserve">     Correct work: The correct answer is 9:42 a.m. on January 2. 2,022 ÷ 60 = 33 remainder 42, so 2,022 minutes is 33 hours 42 minutes. That is 24 hours (one full day) plus 9 hours 42 minutes — 9:42 a.m. on January 2.</w:t>
-      </w:r>
-    </w:p>
-    <w:p>
-      <w:pPr>
-        <w:spacing w:after="40" w:before="0"/>
-      </w:pPr>
-      <w:r>
-        <w:rPr>
-          <w:b/>
-          <w:bCs/>
-        </w:rPr>
-        <w:t xml:space="preserve">10. Correct groups:</w:t>
-      </w:r>
-    </w:p>
-    <w:p>
-      <w:pPr>
-        <w:spacing w:after="20" w:before="0"/>
-      </w:pPr>
-      <w:r>
-        <w:t xml:space="preserve">     I can't do this... yet. → Doer-of-math thinking</w:t>
-      </w:r>
-    </w:p>
-    <w:p>
-      <w:pPr>
-        <w:spacing w:after="20" w:before="0"/>
-      </w:pPr>
-      <w:r>
-        <w:t xml:space="preserve">     Mistakes give my brain information. → Doer-of-math thinking</w:t>
-      </w:r>
-    </w:p>
-    <w:p>
-      <w:pPr>
-        <w:spacing w:after="20" w:before="0"/>
-      </w:pPr>
-      <w:r>
-        <w:t xml:space="preserve">     Let me look for a different entry point. → Doer-of-math thinking</w:t>
-      </w:r>
-    </w:p>
-    <w:p>
-      <w:pPr>
-        <w:spacing w:after="20" w:before="0"/>
-      </w:pPr>
-      <w:r>
-        <w:t xml:space="preserve">     An estimate first will help me check my answer. → Doer-of-math thinking</w:t>
-      </w:r>
-    </w:p>
-    <w:p>
-      <w:pPr>
-        <w:spacing w:after="20" w:before="0"/>
-      </w:pPr>
-      <w:r>
-        <w:t xml:space="preserve">     I'm just not a math person. → Stuck thinking</w:t>
-      </w:r>
-    </w:p>
-    <w:p>
-      <w:pPr>
-        <w:spacing w:after="20" w:before="0"/>
-      </w:pPr>
-      <w:r>
-        <w:t xml:space="preserve">     If it's hard, I should quit. → Stuck thinking</w:t>
-      </w:r>
-    </w:p>
-    <w:p>
-      <w:pPr>
-        <w:spacing w:after="20" w:before="0"/>
-      </w:pPr>
-      <w:r>
-        <w:t xml:space="preserve">     There is only one right way to solve it. → Stuck thinking</w:t>
-      </w:r>
-    </w:p>
-    <w:p>
-      <w:pPr>
-        <w:spacing w:after="20" w:before="0"/>
-      </w:pPr>
-      <w:r>
-        <w:t xml:space="preserve">     Being fast is the same as being smart. → Stuck thinking</w:t>
-      </w:r>
-    </w:p>
-    <w:p>
-      <w:pPr>
-        <w:spacing w:after="40" w:before="0"/>
-      </w:pPr>
-      <w:r>
-        <w:t xml:space="preserve"/>
       </w:r>
     </w:p>
     <w:sectPr>
